--- a/8-资源管理/流程制度规范类文件/HFSJ-ITSS-0801-运维服务工具管理制度.docx
+++ b/8-资源管理/流程制度规范类文件/HFSJ-ITSS-0801-运维服务工具管理制度.docx
@@ -7347,7 +7347,7 @@
               <w:textAlignment w:val="baseline"/>
             </w:pPr>
             <w:r>
-              <w:t>产品产品质量部经理、质量专员</w:t>
+              <w:t>产品质量部经理、质量专员</w:t>
             </w:r>
           </w:p>
         </w:tc>
@@ -17148,7 +17148,7 @@
               <w:textAlignment w:val="baseline"/>
             </w:pPr>
             <w:r>
-              <w:t>产品产品质量部</w:t>
+              <w:t>产品质量部</w:t>
             </w:r>
           </w:p>
         </w:tc>
